--- a/spa/docx/54.content.docx
+++ b/spa/docx/54.content.docx
@@ -496,19 +496,7 @@
         <w:rPr>
           <w:lang w:val="es_ES" w:bidi="es_ES"/>
         </w:rPr>
-        <w:t xml:space="preserve">Timoteo estaba actualmente en Éfeso como delegado de Pablo (ver </w:t>
-      </w:r>
-      <w:r>
-        <w:rPr>
-          <w:lang w:val="es_ES" w:bidi="es_ES"/>
-        </w:rPr>
-        <w:t>Introducción al Libro de 1 Timoteo</w:t>
-      </w:r>
-      <w:r>
-        <w:rPr>
-          <w:lang w:val="es_ES" w:bidi="es_ES"/>
-        </w:rPr>
-        <w:t xml:space="preserve">, “Contexto”). • Timoteo era el verdadero hijo de Pablo en la fe (ver </w:t>
+        <w:t xml:space="preserve">Timoteo estaba actualmente en Éfeso como delegado de Pablo (ver Introducción al Libro de 1 Timoteo, “Contexto”). • Timoteo era el verdadero hijo de Pablo en la fe (ver </w:t>
       </w:r>
       <w:r>
         <w:rPr>
@@ -671,19 +659,7 @@
         <w:rPr>
           <w:lang w:val="es_ES" w:bidi="es_ES"/>
         </w:rPr>
-        <w:t xml:space="preserve">Los saludos de Pablo suelen ir seguidos de una acción de gracias o bendición a Dios; las cartas grecorromanas a menudo hacían lo mismo. Es probable que Primera de Timoteo y Tito no incluyan esto debido a su carácter como cartas oficiales que autorizan un delegado (ver </w:t>
-      </w:r>
-      <w:r>
-        <w:rPr>
-          <w:lang w:val="es_ES" w:bidi="es_ES"/>
-        </w:rPr>
-        <w:t>Introducción al Libro de 1 Timoteo</w:t>
-      </w:r>
-      <w:r>
-        <w:rPr>
-          <w:lang w:val="es_ES" w:bidi="es_ES"/>
-        </w:rPr>
-        <w:t>, “Género Literario”). En su lugar, Pablo primero aborda su preocupación por silenciar a los falsos maestros.</w:t>
+        <w:t>Los saludos de Pablo suelen ir seguidos de una acción de gracias o bendición a Dios; las cartas grecorromanas a menudo hacían lo mismo. Es probable que Primera de Timoteo y Tito no incluyan esto debido a su carácter como cartas oficiales que autorizan un delegado (ver Introducción al Libro de 1 Timoteo, “Género Literario”). En su lugar, Pablo primero aborda su preocupación por silenciar a los falsos maestros.</w:t>
       </w:r>
       <w:r>
         <w:rPr>
@@ -2041,19 +2017,7 @@
         <w:rPr>
           <w:lang w:val="es_ES" w:bidi="es_ES"/>
         </w:rPr>
-        <w:t xml:space="preserve">), quien debe recurrir a los recursos disponibles, permanecer fiel y considerar dos malos ejemplos. La iglesia (también parte de la audiencia; ver </w:t>
-      </w:r>
-      <w:r>
-        <w:rPr>
-          <w:lang w:val="es_ES" w:bidi="es_ES"/>
-        </w:rPr>
-        <w:t>Introducción al Libro de 1 Timoteo</w:t>
-      </w:r>
-      <w:r>
-        <w:rPr>
-          <w:lang w:val="es_ES" w:bidi="es_ES"/>
-        </w:rPr>
-        <w:t>, “Género Literario”) debe esperar que el delegado de Pablo haga estas cosas.</w:t>
+        <w:t>), quien debe recurrir a los recursos disponibles, permanecer fiel y considerar dos malos ejemplos. La iglesia (también parte de la audiencia; ver Introducción al Libro de 1 Timoteo, “Género Literario”) debe esperar que el delegado de Pablo haga estas cosas.</w:t>
       </w:r>
       <w:r>
         <w:rPr>
@@ -3918,19 +3882,7 @@
         <w:rPr>
           <w:lang w:val="es_ES" w:bidi="es_ES"/>
         </w:rPr>
-        <w:t xml:space="preserve">): La explicación más probable de esta afirmación es que los falsos maestros habían causado problemas en los hogares (ver </w:t>
-      </w:r>
-      <w:r>
-        <w:rPr>
-          <w:lang w:val="es_ES" w:bidi="es_ES"/>
-        </w:rPr>
-        <w:t>Introducción al Libro de 1 Timoteo</w:t>
-      </w:r>
-      <w:r>
-        <w:rPr>
-          <w:lang w:val="es_ES" w:bidi="es_ES"/>
-        </w:rPr>
-        <w:t xml:space="preserve">, “Contexto”), y Pablo estaba llamando a estas mujeres a volver a las relaciones adecuadas dentro de sus hogares, de acuerdo con la verdad de las Buenas Nuevas (ver </w:t>
+        <w:t xml:space="preserve">): La explicación más probable de esta afirmación es que los falsos maestros habían causado problemas en los hogares (ver Introducción al Libro de 1 Timoteo, “Contexto”), y Pablo estaba llamando a estas mujeres a volver a las relaciones adecuadas dentro de sus hogares, de acuerdo con la verdad de las Buenas Nuevas (ver </w:t>
       </w:r>
       <w:r>
         <w:rPr>
@@ -10174,19 +10126,7 @@
         <w:rPr>
           <w:lang w:val="es_ES" w:bidi="es_ES"/>
         </w:rPr>
-        <w:t xml:space="preserve">). • contigo: La carta fue enviada a Timoteo, pero era destinada a ser leída para toda la iglesia. (ver </w:t>
-      </w:r>
-      <w:r>
-        <w:rPr>
-          <w:lang w:val="es_ES" w:bidi="es_ES"/>
-        </w:rPr>
-        <w:t>Introducción al Libro de 1 Timoteo</w:t>
-      </w:r>
-      <w:r>
-        <w:rPr>
-          <w:lang w:val="es_ES" w:bidi="es_ES"/>
-        </w:rPr>
-        <w:t>, “Género Literario”).</w:t>
+        <w:t>). • contigo: La carta fue enviada a Timoteo, pero era destinada a ser leída para toda la iglesia. (ver Introducción al Libro de 1 Timoteo, “Género Literario”).</w:t>
       </w:r>
       <w:r>
         <w:rPr>
